--- a/docs/backend-architecture.docx
+++ b/docs/backend-architecture.docx
@@ -64,7 +64,7 @@
           <w:sz w:val="23"/>
           <w:szCs w:val="23"/>
         </w:rPr>
-        <w:t xml:space="preserve">The 5 Permitted Endpoints</w:t>
+        <w:t xml:space="preserve">The 6 Permitted Endpoints</w:t>
       </w:r>
     </w:p>
     <w:tbl>
@@ -659,7 +659,7 @@
                 <w:sz w:val="21"/>
                 <w:szCs w:val="21"/>
               </w:rPr>
-              <w:t xml:space="preserve">Mints ephemeral, downscoped GCP credentials for direct client-to-cloud calls (Speech-to-Text v2 &amp; Vertex AI Gemini).</w:t>
+              <w:t xml:space="preserve">Mints ephemeral, single-purpose GCP credentials for direct client-to-cloud calls (Speech-to-Text v2 &amp; Vertex AI Gemini).</w:t>
             </w:r>
           </w:p>
         </w:tc>
@@ -691,26 +691,7 @@
                 <w:sz w:val="21"/>
                 <w:szCs w:val="21"/>
               </w:rPr>
-              <w:t xml:space="preserve">Returns short-lived token (300s TTL) scoped to </w:t>
-            </w:r>
-            <w:r>
-              <w:rPr>
-                <w:rFonts w:ascii="Consolas" w:cs="Consolas" w:eastAsia="Consolas" w:hAnsi="Consolas"/>
-                <w:color w:val="0F172A"/>
-                <w:sz w:val="19"/>
-                <w:szCs w:val="19"/>
-                <w:shd w:fill="E2E8F0" w:val="clear"/>
-              </w:rPr>
-              <w:t xml:space="preserve">europe-west2</w:t>
-            </w:r>
-            <w:r>
-              <w:rPr>
-                <w:rFonts w:ascii="Calibri" w:cs="Calibri" w:eastAsia="Calibri" w:hAnsi="Calibri"/>
-                <w:color w:val="222222"/>
-                <w:sz w:val="21"/>
-                <w:szCs w:val="21"/>
-              </w:rPr>
-              <w:t xml:space="preserve">. Zero client data.</w:t>
+              <w:t xml:space="preserve">Returns a short-lived token (300s TTL, 900s maximum) for a service account holding exactly one role. Zero client data.</w:t>
             </w:r>
           </w:p>
         </w:tc>
@@ -749,7 +730,7 @@
                 <w:sz w:val="21"/>
                 <w:szCs w:val="21"/>
               </w:rPr>
-              <w:t xml:space="preserve">3</w:t>
+              <w:t xml:space="preserve">6</w:t>
             </w:r>
           </w:p>
         </w:tc>
@@ -783,7 +764,7 @@
                 <w:sz w:val="21"/>
                 <w:szCs w:val="21"/>
               </w:rPr>
-              <w:t xml:space="preserve">Monitoring</w:t>
+              <w:t xml:space="preserve">Case Note Drafting</w:t>
             </w:r>
           </w:p>
         </w:tc>
@@ -816,26 +797,7 @@
                 <w:szCs w:val="19"/>
                 <w:shd w:fill="E2E8F0" w:val="clear"/>
               </w:rPr>
-              <w:t xml:space="preserve">POST /api/v1/monitoring/events</w:t>
-            </w:r>
-            <w:r>
-              <w:rPr>
-                <w:rFonts w:ascii="Calibri" w:cs="Calibri" w:eastAsia="Calibri" w:hAnsi="Calibri"/>
-                <w:color w:val="222222"/>
-                <w:sz w:val="21"/>
-                <w:szCs w:val="21"/>
-              </w:rPr>
-              <w:t xml:space="preserve">&lt;br&gt;</w:t>
-            </w:r>
-            <w:r>
-              <w:rPr>
-                <w:rFonts w:ascii="Consolas" w:cs="Consolas" w:eastAsia="Consolas" w:hAnsi="Consolas"/>
-                <w:color w:val="0F172A"/>
-                <w:sz w:val="19"/>
-                <w:szCs w:val="19"/>
-                <w:shd w:fill="E2E8F0" w:val="clear"/>
-              </w:rPr>
-              <w:t xml:space="preserve">GET /api/v1/monitoring/aggregate</w:t>
+              <w:t xml:space="preserve">POST /api/v1/casenote/generate</w:t>
             </w:r>
           </w:p>
         </w:tc>
@@ -867,7 +829,26 @@
                 <w:sz w:val="21"/>
                 <w:szCs w:val="21"/>
               </w:rPr>
-              <w:t xml:space="preserve">Ingests non-sensitive operational telemetry (latencies, token counts, error status). Serves aggregate counts to supervisors/auditors.</w:t>
+              <w:t xml:space="preserve">Stateless drafting from a tokenised transcript via Vertex AI on </w:t>
+            </w:r>
+            <w:r>
+              <w:rPr>
+                <w:rFonts w:ascii="Consolas" w:cs="Consolas" w:eastAsia="Consolas" w:hAnsi="Consolas"/>
+                <w:color w:val="0F172A"/>
+                <w:sz w:val="19"/>
+                <w:szCs w:val="19"/>
+                <w:shd w:fill="E2E8F0" w:val="clear"/>
+              </w:rPr>
+              <w:t xml:space="preserve">europe-west2</w:t>
+            </w:r>
+            <w:r>
+              <w:rPr>
+                <w:rFonts w:ascii="Calibri" w:cs="Calibri" w:eastAsia="Calibri" w:hAnsi="Calibri"/>
+                <w:color w:val="222222"/>
+                <w:sz w:val="21"/>
+                <w:szCs w:val="21"/>
+              </w:rPr>
+              <w:t xml:space="preserve">. Stores nothing.</w:t>
             </w:r>
           </w:p>
         </w:tc>
@@ -899,7 +880,7 @@
                 <w:sz w:val="21"/>
                 <w:szCs w:val="21"/>
               </w:rPr>
-              <w:t xml:space="preserve">Rejects any payload containing PII or session keys (</w:t>
+              <w:t xml:space="preserve">Tokenised text only. Rejects any payload carrying </w:t>
             </w:r>
             <w:r>
               <w:rPr>
@@ -909,63 +890,6 @@
                 <w:szCs w:val="19"/>
                 <w:shd w:fill="E2E8F0" w:val="clear"/>
               </w:rPr>
-              <w:t xml:space="preserve">audio</w:t>
-            </w:r>
-            <w:r>
-              <w:rPr>
-                <w:rFonts w:ascii="Calibri" w:cs="Calibri" w:eastAsia="Calibri" w:hAnsi="Calibri"/>
-                <w:color w:val="222222"/>
-                <w:sz w:val="21"/>
-                <w:szCs w:val="21"/>
-              </w:rPr>
-              <w:t xml:space="preserve">, </w:t>
-            </w:r>
-            <w:r>
-              <w:rPr>
-                <w:rFonts w:ascii="Consolas" w:cs="Consolas" w:eastAsia="Consolas" w:hAnsi="Consolas"/>
-                <w:color w:val="0F172A"/>
-                <w:sz w:val="19"/>
-                <w:szCs w:val="19"/>
-                <w:shd w:fill="E2E8F0" w:val="clear"/>
-              </w:rPr>
-              <w:t xml:space="preserve">transcript</w:t>
-            </w:r>
-            <w:r>
-              <w:rPr>
-                <w:rFonts w:ascii="Calibri" w:cs="Calibri" w:eastAsia="Calibri" w:hAnsi="Calibri"/>
-                <w:color w:val="222222"/>
-                <w:sz w:val="21"/>
-                <w:szCs w:val="21"/>
-              </w:rPr>
-              <w:t xml:space="preserve">, </w:t>
-            </w:r>
-            <w:r>
-              <w:rPr>
-                <w:rFonts w:ascii="Consolas" w:cs="Consolas" w:eastAsia="Consolas" w:hAnsi="Consolas"/>
-                <w:color w:val="0F172A"/>
-                <w:sz w:val="19"/>
-                <w:szCs w:val="19"/>
-                <w:shd w:fill="E2E8F0" w:val="clear"/>
-              </w:rPr>
-              <w:t xml:space="preserve">note</w:t>
-            </w:r>
-            <w:r>
-              <w:rPr>
-                <w:rFonts w:ascii="Calibri" w:cs="Calibri" w:eastAsia="Calibri" w:hAnsi="Calibri"/>
-                <w:color w:val="222222"/>
-                <w:sz w:val="21"/>
-                <w:szCs w:val="21"/>
-              </w:rPr>
-              <w:t xml:space="preserve">, </w:t>
-            </w:r>
-            <w:r>
-              <w:rPr>
-                <w:rFonts w:ascii="Consolas" w:cs="Consolas" w:eastAsia="Consolas" w:hAnsi="Consolas"/>
-                <w:color w:val="0F172A"/>
-                <w:sz w:val="19"/>
-                <w:szCs w:val="19"/>
-                <w:shd w:fill="E2E8F0" w:val="clear"/>
-              </w:rPr>
               <w:t xml:space="preserve">tokenMap</w:t>
             </w:r>
             <w:r>
@@ -975,7 +899,7 @@
                 <w:sz w:val="21"/>
                 <w:szCs w:val="21"/>
               </w:rPr>
-              <w:t xml:space="preserve">).</w:t>
+              <w:t xml:space="preserve">, raw PII or audio.</w:t>
             </w:r>
           </w:p>
         </w:tc>
@@ -1014,7 +938,7 @@
                 <w:sz w:val="21"/>
                 <w:szCs w:val="21"/>
               </w:rPr>
-              <w:t xml:space="preserve">4</w:t>
+              <w:t xml:space="preserve">3</w:t>
             </w:r>
           </w:p>
         </w:tc>
@@ -1048,7 +972,7 @@
                 <w:sz w:val="21"/>
                 <w:szCs w:val="21"/>
               </w:rPr>
-              <w:t xml:space="preserve">Configuration</w:t>
+              <w:t xml:space="preserve">Monitoring</w:t>
             </w:r>
           </w:p>
         </w:tc>
@@ -1081,7 +1005,26 @@
                 <w:szCs w:val="19"/>
                 <w:shd w:fill="E2E8F0" w:val="clear"/>
               </w:rPr>
-              <w:t xml:space="preserve">GET /api/v1/config</w:t>
+              <w:t xml:space="preserve">POST /api/v1/monitoring/events</w:t>
+            </w:r>
+            <w:r>
+              <w:rPr>
+                <w:rFonts w:ascii="Calibri" w:cs="Calibri" w:eastAsia="Calibri" w:hAnsi="Calibri"/>
+                <w:color w:val="222222"/>
+                <w:sz w:val="21"/>
+                <w:szCs w:val="21"/>
+              </w:rPr>
+              <w:t xml:space="preserve">&lt;br&gt;</w:t>
+            </w:r>
+            <w:r>
+              <w:rPr>
+                <w:rFonts w:ascii="Consolas" w:cs="Consolas" w:eastAsia="Consolas" w:hAnsi="Consolas"/>
+                <w:color w:val="0F172A"/>
+                <w:sz w:val="19"/>
+                <w:szCs w:val="19"/>
+                <w:shd w:fill="E2E8F0" w:val="clear"/>
+              </w:rPr>
+              <w:t xml:space="preserve">GET /api/v1/monitoring/aggregate</w:t>
             </w:r>
           </w:p>
         </w:tc>
@@ -1113,7 +1056,7 @@
                 <w:sz w:val="21"/>
                 <w:szCs w:val="21"/>
               </w:rPr>
-              <w:t xml:space="preserve">Serves non-sensitive runtime config (environment, region, models, auth type, session timeout).</w:t>
+              <w:t xml:space="preserve">Ingests non-sensitive operational telemetry (latencies, token counts, error status). Serves aggregate counts to supervisors/auditors.</w:t>
             </w:r>
           </w:p>
         </w:tc>
@@ -1145,7 +1088,83 @@
                 <w:sz w:val="21"/>
                 <w:szCs w:val="21"/>
               </w:rPr>
-              <w:t xml:space="preserve">Public runtime parameters only.</w:t>
+              <w:t xml:space="preserve">Rejects any payload containing PII or session keys (</w:t>
+            </w:r>
+            <w:r>
+              <w:rPr>
+                <w:rFonts w:ascii="Consolas" w:cs="Consolas" w:eastAsia="Consolas" w:hAnsi="Consolas"/>
+                <w:color w:val="0F172A"/>
+                <w:sz w:val="19"/>
+                <w:szCs w:val="19"/>
+                <w:shd w:fill="E2E8F0" w:val="clear"/>
+              </w:rPr>
+              <w:t xml:space="preserve">audio</w:t>
+            </w:r>
+            <w:r>
+              <w:rPr>
+                <w:rFonts w:ascii="Calibri" w:cs="Calibri" w:eastAsia="Calibri" w:hAnsi="Calibri"/>
+                <w:color w:val="222222"/>
+                <w:sz w:val="21"/>
+                <w:szCs w:val="21"/>
+              </w:rPr>
+              <w:t xml:space="preserve">, </w:t>
+            </w:r>
+            <w:r>
+              <w:rPr>
+                <w:rFonts w:ascii="Consolas" w:cs="Consolas" w:eastAsia="Consolas" w:hAnsi="Consolas"/>
+                <w:color w:val="0F172A"/>
+                <w:sz w:val="19"/>
+                <w:szCs w:val="19"/>
+                <w:shd w:fill="E2E8F0" w:val="clear"/>
+              </w:rPr>
+              <w:t xml:space="preserve">transcript</w:t>
+            </w:r>
+            <w:r>
+              <w:rPr>
+                <w:rFonts w:ascii="Calibri" w:cs="Calibri" w:eastAsia="Calibri" w:hAnsi="Calibri"/>
+                <w:color w:val="222222"/>
+                <w:sz w:val="21"/>
+                <w:szCs w:val="21"/>
+              </w:rPr>
+              <w:t xml:space="preserve">, </w:t>
+            </w:r>
+            <w:r>
+              <w:rPr>
+                <w:rFonts w:ascii="Consolas" w:cs="Consolas" w:eastAsia="Consolas" w:hAnsi="Consolas"/>
+                <w:color w:val="0F172A"/>
+                <w:sz w:val="19"/>
+                <w:szCs w:val="19"/>
+                <w:shd w:fill="E2E8F0" w:val="clear"/>
+              </w:rPr>
+              <w:t xml:space="preserve">note</w:t>
+            </w:r>
+            <w:r>
+              <w:rPr>
+                <w:rFonts w:ascii="Calibri" w:cs="Calibri" w:eastAsia="Calibri" w:hAnsi="Calibri"/>
+                <w:color w:val="222222"/>
+                <w:sz w:val="21"/>
+                <w:szCs w:val="21"/>
+              </w:rPr>
+              <w:t xml:space="preserve">, </w:t>
+            </w:r>
+            <w:r>
+              <w:rPr>
+                <w:rFonts w:ascii="Consolas" w:cs="Consolas" w:eastAsia="Consolas" w:hAnsi="Consolas"/>
+                <w:color w:val="0F172A"/>
+                <w:sz w:val="19"/>
+                <w:szCs w:val="19"/>
+                <w:shd w:fill="E2E8F0" w:val="clear"/>
+              </w:rPr>
+              <w:t xml:space="preserve">tokenMap</w:t>
+            </w:r>
+            <w:r>
+              <w:rPr>
+                <w:rFonts w:ascii="Calibri" w:cs="Calibri" w:eastAsia="Calibri" w:hAnsi="Calibri"/>
+                <w:color w:val="222222"/>
+                <w:sz w:val="21"/>
+                <w:szCs w:val="21"/>
+              </w:rPr>
+              <w:t xml:space="preserve">).</w:t>
             </w:r>
           </w:p>
         </w:tc>
@@ -1184,7 +1203,7 @@
                 <w:sz w:val="21"/>
                 <w:szCs w:val="21"/>
               </w:rPr>
-              <w:t xml:space="preserve">5</w:t>
+              <w:t xml:space="preserve">4</w:t>
             </w:r>
           </w:p>
         </w:tc>
@@ -1218,7 +1237,7 @@
                 <w:sz w:val="21"/>
                 <w:szCs w:val="21"/>
               </w:rPr>
-              <w:t xml:space="preserve">Health Check</w:t>
+              <w:t xml:space="preserve">Configuration</w:t>
             </w:r>
           </w:p>
         </w:tc>
@@ -1251,26 +1270,7 @@
                 <w:szCs w:val="19"/>
                 <w:shd w:fill="E2E8F0" w:val="clear"/>
               </w:rPr>
-              <w:t xml:space="preserve">GET /health</w:t>
-            </w:r>
-            <w:r>
-              <w:rPr>
-                <w:rFonts w:ascii="Calibri" w:cs="Calibri" w:eastAsia="Calibri" w:hAnsi="Calibri"/>
-                <w:color w:val="222222"/>
-                <w:sz w:val="21"/>
-                <w:szCs w:val="21"/>
-              </w:rPr>
-              <w:t xml:space="preserve">&lt;br&gt;</w:t>
-            </w:r>
-            <w:r>
-              <w:rPr>
-                <w:rFonts w:ascii="Consolas" w:cs="Consolas" w:eastAsia="Consolas" w:hAnsi="Consolas"/>
-                <w:color w:val="0F172A"/>
-                <w:sz w:val="19"/>
-                <w:szCs w:val="19"/>
-                <w:shd w:fill="E2E8F0" w:val="clear"/>
-              </w:rPr>
-              <w:t xml:space="preserve">GET /api/v1/health</w:t>
+              <w:t xml:space="preserve">GET /api/v1/config</w:t>
             </w:r>
           </w:p>
         </w:tc>
@@ -1302,7 +1302,7 @@
                 <w:sz w:val="21"/>
                 <w:szCs w:val="21"/>
               </w:rPr>
-              <w:t xml:space="preserve">Liveness and readiness probe for Cloud Run and load balancers.</w:t>
+              <w:t xml:space="preserve">Serves non-sensitive runtime config (environment, region, models, auth type, session timeout).</w:t>
             </w:r>
           </w:p>
         </w:tc>
@@ -1334,8 +1334,104 @@
                 <w:sz w:val="21"/>
                 <w:szCs w:val="21"/>
               </w:rPr>
-              <w:t xml:space="preserve">Returns </w:t>
-            </w:r>
+              <w:t xml:space="preserve">Public runtime parameters only.</w:t>
+            </w:r>
+          </w:p>
+        </w:tc>
+      </w:tr>
+      <w:tr>
+        <w:trPr>
+          <w:tblHeader w:val="false"/>
+        </w:trPr>
+        <w:tc>
+          <w:tcPr>
+            <w:tcBorders>
+              <w:top w:val="single" w:color="CBD5E1" w:sz="4"/>
+              <w:left w:val="single" w:color="CBD5E1" w:sz="4"/>
+              <w:bottom w:val="single" w:color="CBD5E1" w:sz="4"/>
+              <w:right w:val="single" w:color="CBD5E1" w:sz="4"/>
+            </w:tcBorders>
+            <w:shd w:fill="F8FAFC" w:val="clear"/>
+            <w:tcMar>
+              <w:top w:type="dxa" w:w="100"/>
+              <w:left w:type="dxa" w:w="140"/>
+              <w:bottom w:type="dxa" w:w="100"/>
+              <w:right w:type="dxa" w:w="140"/>
+            </w:tcMar>
+          </w:tcPr>
+          <w:p>
+            <w:pPr>
+              <w:spacing w:line="260"/>
+              <w:jc w:val="left"/>
+            </w:pPr>
+            <w:r>
+              <w:rPr>
+                <w:rFonts w:ascii="Calibri" w:cs="Calibri" w:eastAsia="Calibri" w:hAnsi="Calibri"/>
+                <w:b/>
+                <w:bCs/>
+                <w:color w:val="222222"/>
+                <w:sz w:val="21"/>
+                <w:szCs w:val="21"/>
+              </w:rPr>
+              <w:t xml:space="preserve">5</w:t>
+            </w:r>
+          </w:p>
+        </w:tc>
+        <w:tc>
+          <w:tcPr>
+            <w:tcBorders>
+              <w:top w:val="single" w:color="CBD5E1" w:sz="4"/>
+              <w:left w:val="single" w:color="CBD5E1" w:sz="4"/>
+              <w:bottom w:val="single" w:color="CBD5E1" w:sz="4"/>
+              <w:right w:val="single" w:color="CBD5E1" w:sz="4"/>
+            </w:tcBorders>
+            <w:shd w:fill="F8FAFC" w:val="clear"/>
+            <w:tcMar>
+              <w:top w:type="dxa" w:w="100"/>
+              <w:left w:type="dxa" w:w="140"/>
+              <w:bottom w:type="dxa" w:w="100"/>
+              <w:right w:type="dxa" w:w="140"/>
+            </w:tcMar>
+          </w:tcPr>
+          <w:p>
+            <w:pPr>
+              <w:spacing w:line="260"/>
+              <w:jc w:val="left"/>
+            </w:pPr>
+            <w:r>
+              <w:rPr>
+                <w:rFonts w:ascii="Calibri" w:cs="Calibri" w:eastAsia="Calibri" w:hAnsi="Calibri"/>
+                <w:b/>
+                <w:bCs/>
+                <w:color w:val="222222"/>
+                <w:sz w:val="21"/>
+                <w:szCs w:val="21"/>
+              </w:rPr>
+              <w:t xml:space="preserve">Health Check</w:t>
+            </w:r>
+          </w:p>
+        </w:tc>
+        <w:tc>
+          <w:tcPr>
+            <w:tcBorders>
+              <w:top w:val="single" w:color="CBD5E1" w:sz="4"/>
+              <w:left w:val="single" w:color="CBD5E1" w:sz="4"/>
+              <w:bottom w:val="single" w:color="CBD5E1" w:sz="4"/>
+              <w:right w:val="single" w:color="CBD5E1" w:sz="4"/>
+            </w:tcBorders>
+            <w:shd w:fill="F8FAFC" w:val="clear"/>
+            <w:tcMar>
+              <w:top w:type="dxa" w:w="100"/>
+              <w:left w:type="dxa" w:w="140"/>
+              <w:bottom w:type="dxa" w:w="100"/>
+              <w:right w:type="dxa" w:w="140"/>
+            </w:tcMar>
+          </w:tcPr>
+          <w:p>
+            <w:pPr>
+              <w:spacing w:line="260"/>
+              <w:jc w:val="left"/>
+            </w:pPr>
             <w:r>
               <w:rPr>
                 <w:rFonts w:ascii="Consolas" w:cs="Consolas" w:eastAsia="Consolas" w:hAnsi="Consolas"/>
@@ -1344,6 +1440,99 @@
                 <w:szCs w:val="19"/>
                 <w:shd w:fill="E2E8F0" w:val="clear"/>
               </w:rPr>
+              <w:t xml:space="preserve">GET /health</w:t>
+            </w:r>
+            <w:r>
+              <w:rPr>
+                <w:rFonts w:ascii="Calibri" w:cs="Calibri" w:eastAsia="Calibri" w:hAnsi="Calibri"/>
+                <w:color w:val="222222"/>
+                <w:sz w:val="21"/>
+                <w:szCs w:val="21"/>
+              </w:rPr>
+              <w:t xml:space="preserve">&lt;br&gt;</w:t>
+            </w:r>
+            <w:r>
+              <w:rPr>
+                <w:rFonts w:ascii="Consolas" w:cs="Consolas" w:eastAsia="Consolas" w:hAnsi="Consolas"/>
+                <w:color w:val="0F172A"/>
+                <w:sz w:val="19"/>
+                <w:szCs w:val="19"/>
+                <w:shd w:fill="E2E8F0" w:val="clear"/>
+              </w:rPr>
+              <w:t xml:space="preserve">GET /api/v1/health</w:t>
+            </w:r>
+          </w:p>
+        </w:tc>
+        <w:tc>
+          <w:tcPr>
+            <w:tcBorders>
+              <w:top w:val="single" w:color="CBD5E1" w:sz="4"/>
+              <w:left w:val="single" w:color="CBD5E1" w:sz="4"/>
+              <w:bottom w:val="single" w:color="CBD5E1" w:sz="4"/>
+              <w:right w:val="single" w:color="CBD5E1" w:sz="4"/>
+            </w:tcBorders>
+            <w:shd w:fill="F8FAFC" w:val="clear"/>
+            <w:tcMar>
+              <w:top w:type="dxa" w:w="100"/>
+              <w:left w:type="dxa" w:w="140"/>
+              <w:bottom w:type="dxa" w:w="100"/>
+              <w:right w:type="dxa" w:w="140"/>
+            </w:tcMar>
+          </w:tcPr>
+          <w:p>
+            <w:pPr>
+              <w:spacing w:line="260"/>
+              <w:jc w:val="left"/>
+            </w:pPr>
+            <w:r>
+              <w:rPr>
+                <w:rFonts w:ascii="Calibri" w:cs="Calibri" w:eastAsia="Calibri" w:hAnsi="Calibri"/>
+                <w:color w:val="222222"/>
+                <w:sz w:val="21"/>
+                <w:szCs w:val="21"/>
+              </w:rPr>
+              <w:t xml:space="preserve">Liveness and readiness probe for Cloud Run and load balancers.</w:t>
+            </w:r>
+          </w:p>
+        </w:tc>
+        <w:tc>
+          <w:tcPr>
+            <w:tcBorders>
+              <w:top w:val="single" w:color="CBD5E1" w:sz="4"/>
+              <w:left w:val="single" w:color="CBD5E1" w:sz="4"/>
+              <w:bottom w:val="single" w:color="CBD5E1" w:sz="4"/>
+              <w:right w:val="single" w:color="CBD5E1" w:sz="4"/>
+            </w:tcBorders>
+            <w:shd w:fill="F8FAFC" w:val="clear"/>
+            <w:tcMar>
+              <w:top w:type="dxa" w:w="100"/>
+              <w:left w:type="dxa" w:w="140"/>
+              <w:bottom w:type="dxa" w:w="100"/>
+              <w:right w:type="dxa" w:w="140"/>
+            </w:tcMar>
+          </w:tcPr>
+          <w:p>
+            <w:pPr>
+              <w:spacing w:line="260"/>
+              <w:jc w:val="left"/>
+            </w:pPr>
+            <w:r>
+              <w:rPr>
+                <w:rFonts w:ascii="Calibri" w:cs="Calibri" w:eastAsia="Calibri" w:hAnsi="Calibri"/>
+                <w:color w:val="222222"/>
+                <w:sz w:val="21"/>
+                <w:szCs w:val="21"/>
+              </w:rPr>
+              <w:t xml:space="preserve">Returns </w:t>
+            </w:r>
+            <w:r>
+              <w:rPr>
+                <w:rFonts w:ascii="Consolas" w:cs="Consolas" w:eastAsia="Consolas" w:hAnsi="Consolas"/>
+                <w:color w:val="0F172A"/>
+                <w:sz w:val="19"/>
+                <w:szCs w:val="19"/>
+                <w:shd w:fill="E2E8F0" w:val="clear"/>
+              </w:rPr>
               <w:t xml:space="preserve">{ status: 'healthy', region: 'europe-west2' }</w:t>
             </w:r>
             <w:r>
@@ -1362,6 +1551,454 @@
     <w:p>
       <w:pPr>
         <w:spacing w:after="140"/>
+      </w:pPr>
+    </w:p>
+    <w:tbl>
+      <w:tblPr>
+        <w:tblW w:type="pct" w:w="100%"/>
+        <w:tblBorders>
+          <w:top w:val="single" w:color="auto" w:sz="4"/>
+          <w:left w:val="single" w:color="auto" w:sz="4"/>
+          <w:bottom w:val="single" w:color="auto" w:sz="4"/>
+          <w:right w:val="single" w:color="auto" w:sz="4"/>
+          <w:insideH w:val="single" w:color="auto" w:sz="4"/>
+          <w:insideV w:val="single" w:color="auto" w:sz="4"/>
+        </w:tblBorders>
+      </w:tblPr>
+      <w:tblGrid>
+        <w:gridCol w:w="100"/>
+      </w:tblGrid>
+      <w:tr>
+        <w:tc>
+          <w:tcPr>
+            <w:tcBorders>
+              <w:top w:val="single" w:color="CBD5E1" w:sz="4"/>
+              <w:left w:val="single" w:color="C00000" w:sz="28"/>
+              <w:bottom w:val="single" w:color="CBD5E1" w:sz="4"/>
+              <w:right w:val="single" w:color="CBD5E1" w:sz="4"/>
+            </w:tcBorders>
+            <w:shd w:fill="F8FAFC" w:val="clear"/>
+            <w:tcMar>
+              <w:top w:type="dxa" w:w="120"/>
+              <w:left w:type="dxa" w:w="180"/>
+              <w:bottom w:type="dxa" w:w="120"/>
+              <w:right w:type="dxa" w:w="180"/>
+            </w:tcMar>
+          </w:tcPr>
+          <w:p>
+            <w:pPr>
+              <w:spacing w:after="60"/>
+            </w:pPr>
+            <w:r>
+              <w:rPr>
+                <w:rFonts w:ascii="Calibri" w:cs="Calibri" w:eastAsia="Calibri" w:hAnsi="Calibri"/>
+                <w:b/>
+                <w:bCs/>
+                <w:color w:val="C00000"/>
+                <w:sz w:val="20"/>
+                <w:szCs w:val="20"/>
+              </w:rPr>
+              <w:t xml:space="preserve">[!IMPORTANT REQUIREMENT]</w:t>
+            </w:r>
+          </w:p>
+          <w:p>
+            <w:pPr>
+              <w:spacing w:after="60" w:line="260"/>
+            </w:pPr>
+            <w:r>
+              <w:rPr>
+                <w:rFonts w:ascii="Calibri" w:cs="Calibri" w:eastAsia="Calibri" w:hAnsi="Calibri"/>
+                <w:color w:val="222222"/>
+                <w:sz w:val="21"/>
+                <w:szCs w:val="21"/>
+              </w:rPr>
+              <w:t xml:space="preserve">[!IMPORTANT]</w:t>
+            </w:r>
+            <w:r>
+              <w:br/>
+            </w:r>
+            <w:r>
+              <w:rPr>
+                <w:rFonts w:ascii="Calibri" w:cs="Calibri" w:eastAsia="Calibri" w:hAnsi="Calibri"/>
+                <w:b/>
+                <w:bCs/>
+                <w:color w:val="222222"/>
+                <w:sz w:val="21"/>
+                <w:szCs w:val="21"/>
+              </w:rPr>
+              <w:t xml:space="preserve">Correction to the credential model.</w:t>
+            </w:r>
+            <w:r>
+              <w:rPr>
+                <w:rFonts w:ascii="Calibri" w:cs="Calibri" w:eastAsia="Calibri" w:hAnsi="Calibri"/>
+                <w:color w:val="222222"/>
+                <w:sz w:val="21"/>
+                <w:szCs w:val="21"/>
+              </w:rPr>
+              <w:t xml:space="preserve"> Earlier revisions described endpoint 2 as issuing</w:t>
+            </w:r>
+            <w:r>
+              <w:br/>
+            </w:r>
+            <w:r>
+              <w:rPr>
+                <w:rFonts w:ascii="Calibri" w:cs="Calibri" w:eastAsia="Calibri" w:hAnsi="Calibri"/>
+                <w:color w:val="222222"/>
+                <w:sz w:val="21"/>
+                <w:szCs w:val="21"/>
+              </w:rPr>
+              <w:t xml:space="preserve">“downscoped STS credentials” produced with a Credential Access Boundary. Google offers</w:t>
+            </w:r>
+            <w:r>
+              <w:br/>
+            </w:r>
+            <w:r>
+              <w:rPr>
+                <w:rFonts w:ascii="Calibri" w:cs="Calibri" w:eastAsia="Calibri" w:hAnsi="Calibri"/>
+                <w:color w:val="222222"/>
+                <w:sz w:val="21"/>
+                <w:szCs w:val="21"/>
+              </w:rPr>
+              <w:t xml:space="preserve">Credential Access Boundaries for </w:t>
+            </w:r>
+            <w:r>
+              <w:rPr>
+                <w:rFonts w:ascii="Calibri" w:cs="Calibri" w:eastAsia="Calibri" w:hAnsi="Calibri"/>
+                <w:b/>
+                <w:bCs/>
+                <w:color w:val="222222"/>
+                <w:sz w:val="21"/>
+                <w:szCs w:val="21"/>
+              </w:rPr>
+              <w:t xml:space="preserve">Cloud Storage only</w:t>
+            </w:r>
+            <w:r>
+              <w:rPr>
+                <w:rFonts w:ascii="Calibri" w:cs="Calibri" w:eastAsia="Calibri" w:hAnsi="Calibri"/>
+                <w:color w:val="222222"/>
+                <w:sz w:val="21"/>
+                <w:szCs w:val="21"/>
+              </w:rPr>
+              <w:t xml:space="preserve">; no other service supports them,</w:t>
+            </w:r>
+            <w:r>
+              <w:br/>
+            </w:r>
+            <w:r>
+              <w:rPr>
+                <w:rFonts w:ascii="Calibri" w:cs="Calibri" w:eastAsia="Calibri" w:hAnsi="Calibri"/>
+                <w:color w:val="222222"/>
+                <w:sz w:val="21"/>
+                <w:szCs w:val="21"/>
+              </w:rPr>
+              <w:t xml:space="preserve">so a boundary-scoped token for Speech-to-Text or Vertex AI cannot be created. The</w:t>
+            </w:r>
+            <w:r>
+              <w:br/>
+            </w:r>
+            <w:r>
+              <w:rPr>
+                <w:rFonts w:ascii="Calibri" w:cs="Calibri" w:eastAsia="Calibri" w:hAnsi="Calibri"/>
+                <w:color w:val="222222"/>
+                <w:sz w:val="21"/>
+                <w:szCs w:val="21"/>
+              </w:rPr>
+              <w:t xml:space="preserve">architecture rested on a capability that does not exist, and the implementation returned a</w:t>
+            </w:r>
+            <w:r>
+              <w:br/>
+            </w:r>
+            <w:r>
+              <w:rPr>
+                <w:rFonts w:ascii="Calibri" w:cs="Calibri" w:eastAsia="Calibri" w:hAnsi="Calibri"/>
+                <w:color w:val="222222"/>
+                <w:sz w:val="21"/>
+                <w:szCs w:val="21"/>
+              </w:rPr>
+              <w:t xml:space="preserve">random string formatted to look like a token, which authenticated nothing at all.</w:t>
+            </w:r>
+          </w:p>
+          <w:p>
+            <w:pPr>
+              <w:spacing w:after="60" w:line="260"/>
+            </w:pPr>
+            <w:r>
+              <w:rPr>
+                <w:rFonts w:ascii="Calibri" w:cs="Calibri" w:eastAsia="Calibri" w:hAnsi="Calibri"/>
+                <w:color w:val="222222"/>
+                <w:sz w:val="21"/>
+                <w:szCs w:val="21"/>
+              </w:rPr>
+              <w:t xml:space="preserve">The same objective is now met by separating identities rather than constraining one token.</w:t>
+            </w:r>
+            <w:r>
+              <w:br/>
+            </w:r>
+            <w:r>
+              <w:rPr>
+                <w:rFonts w:ascii="Calibri" w:cs="Calibri" w:eastAsia="Calibri" w:hAnsi="Calibri"/>
+                <w:color w:val="222222"/>
+                <w:sz w:val="21"/>
+                <w:szCs w:val="21"/>
+              </w:rPr>
+              <w:t xml:space="preserve">Each purpose has its own service account holding a single role: </w:t>
+            </w:r>
+            <w:r>
+              <w:rPr>
+                <w:rFonts w:ascii="Consolas" w:cs="Consolas" w:eastAsia="Consolas" w:hAnsi="Consolas"/>
+                <w:color w:val="0F172A"/>
+                <w:sz w:val="19"/>
+                <w:szCs w:val="19"/>
+                <w:shd w:fill="E2E8F0" w:val="clear"/>
+              </w:rPr>
+              <w:t xml:space="preserve">case-ace-stt-sa</w:t>
+            </w:r>
+            <w:r>
+              <w:rPr>
+                <w:rFonts w:ascii="Calibri" w:cs="Calibri" w:eastAsia="Calibri" w:hAnsi="Calibri"/>
+                <w:color w:val="222222"/>
+                <w:sz w:val="21"/>
+                <w:szCs w:val="21"/>
+              </w:rPr>
+              <w:t xml:space="preserve"> with</w:t>
+            </w:r>
+            <w:r>
+              <w:br/>
+            </w:r>
+            <w:r>
+              <w:rPr>
+                <w:rFonts w:ascii="Consolas" w:cs="Consolas" w:eastAsia="Consolas" w:hAnsi="Consolas"/>
+                <w:color w:val="0F172A"/>
+                <w:sz w:val="19"/>
+                <w:szCs w:val="19"/>
+                <w:shd w:fill="E2E8F0" w:val="clear"/>
+              </w:rPr>
+              <w:t xml:space="preserve">roles/speech.client</w:t>
+            </w:r>
+            <w:r>
+              <w:rPr>
+                <w:rFonts w:ascii="Calibri" w:cs="Calibri" w:eastAsia="Calibri" w:hAnsi="Calibri"/>
+                <w:color w:val="222222"/>
+                <w:sz w:val="21"/>
+                <w:szCs w:val="21"/>
+              </w:rPr>
+              <w:t xml:space="preserve">, and </w:t>
+            </w:r>
+            <w:r>
+              <w:rPr>
+                <w:rFonts w:ascii="Consolas" w:cs="Consolas" w:eastAsia="Consolas" w:hAnsi="Consolas"/>
+                <w:color w:val="0F172A"/>
+                <w:sz w:val="19"/>
+                <w:szCs w:val="19"/>
+                <w:shd w:fill="E2E8F0" w:val="clear"/>
+              </w:rPr>
+              <w:t xml:space="preserve">case-ace-vertex-sa</w:t>
+            </w:r>
+            <w:r>
+              <w:rPr>
+                <w:rFonts w:ascii="Calibri" w:cs="Calibri" w:eastAsia="Calibri" w:hAnsi="Calibri"/>
+                <w:color w:val="222222"/>
+                <w:sz w:val="21"/>
+                <w:szCs w:val="21"/>
+              </w:rPr>
+              <w:t xml:space="preserve"> with </w:t>
+            </w:r>
+            <w:r>
+              <w:rPr>
+                <w:rFonts w:ascii="Consolas" w:cs="Consolas" w:eastAsia="Consolas" w:hAnsi="Consolas"/>
+                <w:color w:val="0F172A"/>
+                <w:sz w:val="19"/>
+                <w:szCs w:val="19"/>
+                <w:shd w:fill="E2E8F0" w:val="clear"/>
+              </w:rPr>
+              <w:t xml:space="preserve">roles/aiplatform.user</w:t>
+            </w:r>
+            <w:r>
+              <w:rPr>
+                <w:rFonts w:ascii="Calibri" w:cs="Calibri" w:eastAsia="Calibri" w:hAnsi="Calibri"/>
+                <w:color w:val="222222"/>
+                <w:sz w:val="21"/>
+                <w:szCs w:val="21"/>
+              </w:rPr>
+              <w:t xml:space="preserve">. The runtime</w:t>
+            </w:r>
+            <w:r>
+              <w:br/>
+            </w:r>
+            <w:r>
+              <w:rPr>
+                <w:rFonts w:ascii="Calibri" w:cs="Calibri" w:eastAsia="Calibri" w:hAnsi="Calibri"/>
+                <w:color w:val="222222"/>
+                <w:sz w:val="21"/>
+                <w:szCs w:val="21"/>
+              </w:rPr>
+              <w:t xml:space="preserve">service account holds </w:t>
+            </w:r>
+            <w:r>
+              <w:rPr>
+                <w:rFonts w:ascii="Calibri" w:cs="Calibri" w:eastAsia="Calibri" w:hAnsi="Calibri"/>
+                <w:b/>
+                <w:bCs/>
+                <w:color w:val="222222"/>
+                <w:sz w:val="21"/>
+                <w:szCs w:val="21"/>
+              </w:rPr>
+              <w:t xml:space="preserve">no API roles at all</w:t>
+            </w:r>
+            <w:r>
+              <w:rPr>
+                <w:rFonts w:ascii="Calibri" w:cs="Calibri" w:eastAsia="Calibri" w:hAnsi="Calibri"/>
+                <w:color w:val="222222"/>
+                <w:sz w:val="21"/>
+                <w:szCs w:val="21"/>
+              </w:rPr>
+              <w:t xml:space="preserve">; it may only mint tokens for those two</w:t>
+            </w:r>
+            <w:r>
+              <w:br/>
+            </w:r>
+            <w:r>
+              <w:rPr>
+                <w:rFonts w:ascii="Calibri" w:cs="Calibri" w:eastAsia="Calibri" w:hAnsi="Calibri"/>
+                <w:color w:val="222222"/>
+                <w:sz w:val="21"/>
+                <w:szCs w:val="21"/>
+              </w:rPr>
+              <w:t xml:space="preserve">accounts, through IAM Credentials </w:t>
+            </w:r>
+            <w:r>
+              <w:rPr>
+                <w:rFonts w:ascii="Consolas" w:cs="Consolas" w:eastAsia="Consolas" w:hAnsi="Consolas"/>
+                <w:color w:val="0F172A"/>
+                <w:sz w:val="19"/>
+                <w:szCs w:val="19"/>
+                <w:shd w:fill="E2E8F0" w:val="clear"/>
+              </w:rPr>
+              <w:t xml:space="preserve">generateAccessToken</w:t>
+            </w:r>
+            <w:r>
+              <w:rPr>
+                <w:rFonts w:ascii="Calibri" w:cs="Calibri" w:eastAsia="Calibri" w:hAnsi="Calibri"/>
+                <w:color w:val="222222"/>
+                <w:sz w:val="21"/>
+                <w:szCs w:val="21"/>
+              </w:rPr>
+              <w:t xml:space="preserve">.</w:t>
+            </w:r>
+          </w:p>
+          <w:p>
+            <w:pPr>
+              <w:spacing w:after="60" w:line="260"/>
+            </w:pPr>
+            <w:r>
+              <w:rPr>
+                <w:rFonts w:ascii="Calibri" w:cs="Calibri" w:eastAsia="Calibri" w:hAnsi="Calibri"/>
+                <w:b/>
+                <w:bCs/>
+                <w:color w:val="222222"/>
+                <w:sz w:val="21"/>
+                <w:szCs w:val="21"/>
+              </w:rPr>
+              <w:t xml:space="preserve">Residual risk, stated plainly.</w:t>
+            </w:r>
+            <w:r>
+              <w:rPr>
+                <w:rFonts w:ascii="Calibri" w:cs="Calibri" w:eastAsia="Calibri" w:hAnsi="Calibri"/>
+                <w:color w:val="222222"/>
+                <w:sz w:val="21"/>
+                <w:szCs w:val="21"/>
+              </w:rPr>
+              <w:t xml:space="preserve"> The token handed to the browser is a full access token</w:t>
+            </w:r>
+            <w:r>
+              <w:br/>
+            </w:r>
+            <w:r>
+              <w:rPr>
+                <w:rFonts w:ascii="Calibri" w:cs="Calibri" w:eastAsia="Calibri" w:hAnsi="Calibri"/>
+                <w:color w:val="222222"/>
+                <w:sz w:val="21"/>
+                <w:szCs w:val="21"/>
+              </w:rPr>
+              <w:t xml:space="preserve">for a least-privilege service account, not a resource-scoped one. Within its short lifetime</w:t>
+            </w:r>
+            <w:r>
+              <w:br/>
+            </w:r>
+            <w:r>
+              <w:rPr>
+                <w:rFonts w:ascii="Calibri" w:cs="Calibri" w:eastAsia="Calibri" w:hAnsi="Calibri"/>
+                <w:color w:val="222222"/>
+                <w:sz w:val="21"/>
+                <w:szCs w:val="21"/>
+              </w:rPr>
+              <w:t xml:space="preserve">an attacker holding it could call that one API at CAW’s expense. It could not read storage,</w:t>
+            </w:r>
+            <w:r>
+              <w:br/>
+            </w:r>
+            <w:r>
+              <w:rPr>
+                <w:rFonts w:ascii="Calibri" w:cs="Calibri" w:eastAsia="Calibri" w:hAnsi="Calibri"/>
+                <w:color w:val="222222"/>
+                <w:sz w:val="21"/>
+                <w:szCs w:val="21"/>
+              </w:rPr>
+              <w:t xml:space="preserve">reach another project, or touch any other service. The compensating controls are the short</w:t>
+            </w:r>
+            <w:r>
+              <w:br/>
+            </w:r>
+            <w:r>
+              <w:rPr>
+                <w:rFonts w:ascii="Calibri" w:cs="Calibri" w:eastAsia="Calibri" w:hAnsi="Calibri"/>
+                <w:color w:val="222222"/>
+                <w:sz w:val="21"/>
+                <w:szCs w:val="21"/>
+              </w:rPr>
+              <w:t xml:space="preserve">lifetime, the single role, the audit record written on every issuance, and the CSP</w:t>
+            </w:r>
+            <w:r>
+              <w:br/>
+            </w:r>
+            <w:r>
+              <w:rPr>
+                <w:rFonts w:ascii="Consolas" w:cs="Consolas" w:eastAsia="Consolas" w:hAnsi="Consolas"/>
+                <w:color w:val="0F172A"/>
+                <w:sz w:val="19"/>
+                <w:szCs w:val="19"/>
+                <w:shd w:fill="E2E8F0" w:val="clear"/>
+              </w:rPr>
+              <w:t xml:space="preserve">connect-src</w:t>
+            </w:r>
+            <w:r>
+              <w:rPr>
+                <w:rFonts w:ascii="Calibri" w:cs="Calibri" w:eastAsia="Calibri" w:hAnsi="Calibri"/>
+                <w:color w:val="222222"/>
+                <w:sz w:val="21"/>
+                <w:szCs w:val="21"/>
+              </w:rPr>
+              <w:t xml:space="preserve"> allowlist. This is a real reduction against the boundary model that was</w:t>
+            </w:r>
+            <w:r>
+              <w:br/>
+            </w:r>
+            <w:r>
+              <w:rPr>
+                <w:rFonts w:ascii="Calibri" w:cs="Calibri" w:eastAsia="Calibri" w:hAnsi="Calibri"/>
+                <w:color w:val="222222"/>
+                <w:sz w:val="21"/>
+                <w:szCs w:val="21"/>
+              </w:rPr>
+              <w:t xml:space="preserve">described but never available, and it is recorded here rather than left implied.</w:t>
+            </w:r>
+          </w:p>
+        </w:tc>
+      </w:tr>
+    </w:tbl>
+    <w:p>
+      <w:pPr>
+        <w:spacing w:after="120"/>
       </w:pPr>
     </w:p>
     <w:p>
